--- a/Chapter_4_Analysis/Analysis_4_Factors_Poverty/Objective_2_Reconciliation_Report.docx
+++ b/Chapter_4_Analysis/Analysis_4_Factors_Poverty/Objective_2_Reconciliation_Report.docx
@@ -20,7 +20,6 @@
     <w:p>
       <w:pPr>
         <w:spacing w:after="120" w:line="276" w:lineRule="auto"/>
-        <w:jc w:val="left"/>
       </w:pPr>
       <w:r>
         <w:t>Research Project: Analysis of Poverty Status of Yam Farmers in Akpabuyo Local Government Area, Cross River State, Nigeria.</w:t>
@@ -44,10 +43,9 @@
     <w:p>
       <w:pPr>
         <w:spacing w:after="120" w:line="276" w:lineRule="auto"/>
-        <w:jc w:val="left"/>
       </w:pPr>
       <w:r>
-        <w:t>This technical report documents the complete validation and extension of Specific Objective II: 'Analyse factors influencing poverty such as age, education, household size, access to credit, technology adoption, and membership to cooperative.' All six approved factors have been mapped, verified against the raw dataset (N = 60), evaluated through descriptive metrics and bivariate association tests, and reconciled with the existing Chapter Four analysis.</w:t>
+        <w:t>This technical report documents the complete validation and methodological extension of Specific Objective II: 'Analyse factors influencing poverty such as age, education, household size, access to credit, technology adoption, and membership to cooperative.' All six approved factors have been mapped, verified against the raw dataset (N = 60), evaluated through descriptive metrics and bivariate association tests, and reconciled with the existing Chapter Four analysis.</w:t>
       </w:r>
     </w:p>
     <w:p>
@@ -62,16 +60,38 @@
           <w:color w:val="1F4E78"/>
           <w:sz w:val="26"/>
         </w:rPr>
-        <w:t>2. Variable Mapping and Raw Data Quality Assessment</w:t>
+        <w:t>2. Analytical Framework of Objective II: Two Distinct Levels</w:t>
       </w:r>
     </w:p>
     <w:p>
       <w:pPr>
         <w:spacing w:after="120" w:line="276" w:lineRule="auto"/>
-        <w:jc w:val="left"/>
       </w:pPr>
       <w:r>
-        <w:t>All 60 observations in raw_data.csv were audited. There were 0 missing values across all demographic, expenditure, and agricultural variables. The six Objective II factors were operationalised directly from the survey questionnaire as follows: Age (AGE, continuous), Education (HIGHEST LEVEL OF EDUCATION, 6=Primary, 12=Secondary, 16=Tertiary), Household Size (HOUSE HOLD SIZE, continuous), Access to Credit (ACCESS TO CREDIT FOR YAM FARMING DURING LAST SEASON, binary 1/0), Technology Adoption (operationalised via three discrete items: Improved Varieties, Fertilizer/Manure, and Modern Tools), and Cooperative Membership (MEMBER OF OOPERATIVE SOCIETY, binary 1/0).</w:t>
+        <w:rPr>
+          <w:b/>
+          <w:color w:val="1F4E78"/>
+        </w:rPr>
+        <w:t xml:space="preserve">Two-Level Structure: </w:t>
+      </w:r>
+      <w:r>
+        <w:t>Objective II is answered through two complementary analytical levels:</w:t>
+      </w:r>
+    </w:p>
+    <w:p>
+      <w:pPr>
+        <w:spacing w:after="120" w:line="276" w:lineRule="auto"/>
+      </w:pPr>
+      <w:r>
+        <w:t>• Level 1 — Objective-Specific Bivariate Analysis: All six factors specified in Objective II (Age, Education, Household Size, Access to Credit, Technology Adoption [3 indicators], and Cooperative Membership) alongside key agricultural assets (Total Farm Size, Yam Area, Extension Contact) are directly analysed against poverty status in Table 4.9.</w:t>
+      </w:r>
+    </w:p>
+    <w:p>
+      <w:pPr>
+        <w:spacing w:after="120" w:line="276" w:lineRule="auto"/>
+      </w:pPr>
+      <w:r>
+        <w:t>• Level 2 — Parsimonious Multivariable Analysis: A separate, complementary logistic regression model (Table 4.10) containing Total Farm Size and Access to Credit is retained to examine joint associations under the small-event constraint (13 poverty events), rather than forcing an unstable full model.</w:t>
       </w:r>
     </w:p>
     <w:p>
@@ -86,16 +106,63 @@
           <w:color w:val="1F4E78"/>
           <w:sz w:val="26"/>
         </w:rPr>
-        <w:t>3. Reconciliation with Existing Analysis 4</w:t>
+        <w:t>3. Summary of Bivariate Findings across Objective II Factors</w:t>
       </w:r>
     </w:p>
     <w:p>
       <w:pPr>
         <w:spacing w:after="120" w:line="276" w:lineRule="auto"/>
-        <w:jc w:val="left"/>
       </w:pPr>
       <w:r>
-        <w:t>In the original Analysis 4, eight factors were evaluated in Table 4.9: Total Farm Size, Yam Area, Access to Credit, Extension Contact, Improved Varieties, Fertilizer/Manure, Modern Tools, and Cooperative Membership. While Age, Education, and Household Size were analyzed descriptively in Section 4.1, their explicit cross-tabulation and bivariate testing by poverty status were not included in Table 4.9. The extended analysis closes this gap completely by adding Panel A (Age, Household Size, Education) to Table 4.9 while preserving all existing results intact.</w:t>
+        <w:t>• Age of Farmer: Poor farmers had significantly higher ages than non-poor farmers (mean = 51.31 ± 8.99 vs. 44.57 ± 8.04 years; Mann–Whitney U = 432.00, p = 0.024; Welch t = 2.443, p = 0.025).</w:t>
+      </w:r>
+    </w:p>
+    <w:p>
+      <w:pPr>
+        <w:spacing w:after="120" w:line="276" w:lineRule="auto"/>
+      </w:pPr>
+      <w:r>
+        <w:t>• Household Size: Poor households had significantly larger household sizes than non-poor households (mean = 8.31 ± 1.70 vs. 5.66 ± 1.43 persons; Mann–Whitney U = 536.00, p &lt; 0.001; Welch t = 5.129, p &lt; 0.001). Cautious interpretation is noted because household size is the denominator used in calculating per-capita household expenditure, which subsequently determines poverty classification. Consequently, the observed association between household size and poverty status may partly reflect the mathematical construction of the welfare measure rather than an independent socioeconomic effect.</w:t>
+      </w:r>
+    </w:p>
+    <w:p>
+      <w:pPr>
+        <w:spacing w:after="120" w:line="276" w:lineRule="auto"/>
+      </w:pPr>
+      <w:r>
+        <w:t>• Educational Attainment: Did not show statistically significant differences across poverty status (Pearson χ² = 2.673, df = 2, p = 0.263; Primary: 38.5% poor vs. 27.7% non-poor; Secondary: 53.8% poor vs. 42.6% non-poor; Tertiary: 7.7% poor vs. 29.8% non-poor).</w:t>
+      </w:r>
+    </w:p>
+    <w:p>
+      <w:pPr>
+        <w:spacing w:after="120" w:line="276" w:lineRule="auto"/>
+      </w:pPr>
+      <w:r>
+        <w:t>• Access to Credit: Highly significant protective association (Pearson χ² = 9.820, df = 1, p = 0.002; 61.7% non-poor vs. 7.7% poor).</w:t>
+      </w:r>
+    </w:p>
+    <w:p>
+      <w:pPr>
+        <w:spacing w:after="120" w:line="276" w:lineRule="auto"/>
+      </w:pPr>
+      <w:r>
+        <w:t>• Extension Contact: None of the poor respondents reported contact with an extension agent during the preceding 12 months, compared with 44.7% of non-poor respondents (Fisher's exact p = 0.002).</w:t>
+      </w:r>
+    </w:p>
+    <w:p>
+      <w:pPr>
+        <w:spacing w:after="120" w:line="276" w:lineRule="auto"/>
+      </w:pPr>
+      <w:r>
+        <w:t>• Technology Adoption: Evaluated via 3 distinct indicators: Improved varieties (Fisher p = 1.000), Fertilizer/manure (Pearson χ² = 0.497, p = 0.481), Modern tools (Fisher p = 0.324).</w:t>
+      </w:r>
+    </w:p>
+    <w:p>
+      <w:pPr>
+        <w:spacing w:after="120" w:line="276" w:lineRule="auto"/>
+      </w:pPr>
+      <w:r>
+        <w:t>• Cooperative Membership: High across both groups and not statistically significant (Pearson χ² = 0.009, p = 0.925; 83.0% non-poor vs. 76.9% poor).</w:t>
       </w:r>
     </w:p>
     <w:p>
@@ -110,49 +177,15 @@
           <w:color w:val="1F4E78"/>
           <w:sz w:val="26"/>
         </w:rPr>
-        <w:t>4. Summary of Substantive Findings</w:t>
+        <w:t>4. Multivariable Model Justification</w:t>
       </w:r>
     </w:p>
     <w:p>
       <w:pPr>
         <w:spacing w:after="120" w:line="276" w:lineRule="auto"/>
-        <w:jc w:val="left"/>
       </w:pPr>
       <w:r>
-        <w:t>• Significant Factors Associated with Poverty: (1) Household Size (Mann–Whitney U = 536.00, p &lt; 0.001; Poor = 8.31 ± 1.70 vs. Non-poor = 5.66 ± 1.43); (2) Total Farm Size (Mann–Whitney U = 170.50, p = 0.016; Poor = 1.98 ± 0.48 ha vs. Non-poor = 2.56 ± 0.82 ha); (3) Access to Credit (Pearson χ² = 9.820, p = 0.002; Poor = 7.7% vs. Non-poor = 61.7%); (4) Extension Contact (Fisher's exact p = 0.002; Poor = 0.0% vs. Non-poor = 44.7%); (5) Age of Farmer (Mann–Whitney U = 432.00, p = 0.024; Poor = 51.31 ± 8.99 yrs vs. Non-poor = 44.57 ± 8.04 yrs).</w:t>
-      </w:r>
-    </w:p>
-    <w:p>
-      <w:pPr>
-        <w:spacing w:after="120" w:line="276" w:lineRule="auto"/>
-        <w:jc w:val="left"/>
-      </w:pPr>
-      <w:r>
-        <w:t>• Non-Significant Factors: Education (p = 0.263), Yam Area (p = 0.072), Improved Varieties (p = 1.000), Fertilizer/Manure (p = 0.481), Modern Tools (p = 0.324), and Cooperative Membership (p = 0.925).</w:t>
-      </w:r>
-    </w:p>
-    <w:p>
-      <w:pPr>
-        <w:keepNext/>
-        <w:spacing w:before="220" w:after="80"/>
-      </w:pPr>
-      <w:r>
-        <w:rPr>
-          <w:rFonts w:ascii="Calibri" w:hAnsi="Calibri"/>
-          <w:b/>
-          <w:color w:val="1F4E78"/>
-          <w:sz w:val="26"/>
-        </w:rPr>
-        <w:t>5. Multivariable Model Justification</w:t>
-      </w:r>
-    </w:p>
-    <w:p>
-      <w:pPr>
-        <w:spacing w:after="120" w:line="276" w:lineRule="auto"/>
-        <w:jc w:val="left"/>
-      </w:pPr>
-      <w:r>
-        <w:t>The parsimonious two-predictor logistic regression model (Table 4.10: Total Farm Size and Access to Credit) remains fully valid, converged, and defensible. Forcing all six factors into a single regression model is mathematically unsound due to 13 poverty events (1.63 EPV), zero-cell separation, and mechanical endogeneity. The multivariable findings (Access to Credit OR = 0.074, p = 0.037; Firth OR = 0.110, p = 0.039) and Figure 4.4 are completely preserved.</w:t>
+        <w:t>Given the 13 poverty events in the sample, a parsimonious two-predictor model was retained to limit model complexity and reduce the risk of unstable estimates. Forcing all six factors into one multivariable model fails to converge under MLE due to zero cells in modern tools, improved varieties, and extension contact, while also introducing mechanical dependence with household size. The parsimonious model (Table 4.10: Total Farm Size + Access to Credit) remains fully defensible (LR χ² = 13.861, p = 0.001; Nagelkerke R² = 0.318; Credit OR = 0.074, p = 0.037; Firth sensitivity OR = 0.110, p = 0.039).</w:t>
       </w:r>
     </w:p>
     <w:sectPr>
